--- a/Resume.docx
+++ b/Resume.docx
@@ -636,38 +636,51 @@
         <w:ind w:left="360" w:hanging="360"/>
         <w:rPr>
           <w:rFonts w:ascii="Calibri" w:eastAsia="Calibri" w:hAnsi="Calibri" w:cs="Calibri"/>
-          <w:color w:val="000000"/>
-        </w:rPr>
-      </w:pPr>
-      <w:r>
-        <w:rPr>
-          <w:rFonts w:ascii="Calibri" w:eastAsia="Calibri" w:hAnsi="Calibri" w:cs="Calibri"/>
-          <w:i/>
-          <w:color w:val="000000"/>
-        </w:rPr>
-        <w:t>Using</w:t>
-      </w:r>
-      <w:r>
-        <w:rPr>
-          <w:rFonts w:ascii="Calibri" w:eastAsia="Calibri" w:hAnsi="Calibri" w:cs="Calibri"/>
-          <w:color w:val="000000"/>
-        </w:rPr>
-        <w:t xml:space="preserve"> </w:t>
-      </w:r>
-      <w:r>
-        <w:rPr>
-          <w:rFonts w:ascii="Calibri" w:eastAsia="Calibri" w:hAnsi="Calibri" w:cs="Calibri"/>
-          <w:b/>
-          <w:color w:val="000000"/>
-        </w:rPr>
-        <w:t>Bootstrap</w:t>
-      </w:r>
-      <w:r>
-        <w:rPr>
-          <w:rFonts w:ascii="Calibri" w:eastAsia="Calibri" w:hAnsi="Calibri" w:cs="Calibri"/>
-          <w:color w:val="000000"/>
-        </w:rPr>
-        <w:t xml:space="preserve"> to improve design and layout.</w:t>
+          <w:b/>
+          <w:bCs/>
+          <w:i/>
+          <w:color w:val="000000"/>
+        </w:rPr>
+      </w:pPr>
+      <w:r>
+        <w:rPr>
+          <w:rFonts w:ascii="Calibri" w:eastAsia="Calibri" w:hAnsi="Calibri" w:cs="Calibri"/>
+          <w:b/>
+          <w:bCs/>
+          <w:iCs/>
+          <w:color w:val="000000"/>
+        </w:rPr>
+        <w:t>P</w:t>
+      </w:r>
+      <w:r>
+        <w:rPr>
+          <w:rFonts w:ascii="Calibri" w:eastAsia="Calibri" w:hAnsi="Calibri" w:cs="Calibri"/>
+          <w:b/>
+          <w:bCs/>
+          <w:iCs/>
+          <w:color w:val="000000"/>
+        </w:rPr>
+        <w:t xml:space="preserve">rompt </w:t>
+      </w:r>
+      <w:r>
+        <w:rPr>
+          <w:rFonts w:ascii="Calibri" w:eastAsia="Calibri" w:hAnsi="Calibri" w:cs="Calibri"/>
+          <w:b/>
+          <w:bCs/>
+          <w:iCs/>
+          <w:color w:val="000000"/>
+        </w:rPr>
+        <w:t>E</w:t>
+      </w:r>
+      <w:r>
+        <w:rPr>
+          <w:rFonts w:ascii="Calibri" w:eastAsia="Calibri" w:hAnsi="Calibri" w:cs="Calibri"/>
+          <w:b/>
+          <w:bCs/>
+          <w:iCs/>
+          <w:color w:val="000000"/>
+        </w:rPr>
+        <w:t>ngineering</w:t>
       </w:r>
     </w:p>
     <w:p>
@@ -686,17 +699,32 @@
       <w:r>
         <w:rPr>
           <w:rFonts w:ascii="Calibri" w:eastAsia="Calibri" w:hAnsi="Calibri" w:cs="Calibri"/>
-          <w:color w:val="000000"/>
-        </w:rPr>
-        <w:t xml:space="preserve">Using </w:t>
-      </w:r>
-      <w:r>
-        <w:rPr>
-          <w:rFonts w:ascii="Calibri" w:eastAsia="Calibri" w:hAnsi="Calibri" w:cs="Calibri"/>
-          <w:b/>
-          <w:color w:val="000000"/>
-        </w:rPr>
-        <w:t>NPM.</w:t>
+          <w:i/>
+          <w:color w:val="000000"/>
+        </w:rPr>
+        <w:t>Using</w:t>
+      </w:r>
+      <w:r>
+        <w:rPr>
+          <w:rFonts w:ascii="Calibri" w:eastAsia="Calibri" w:hAnsi="Calibri" w:cs="Calibri"/>
+          <w:color w:val="000000"/>
+        </w:rPr>
+        <w:t xml:space="preserve"> </w:t>
+      </w:r>
+      <w:r>
+        <w:rPr>
+          <w:rFonts w:ascii="Calibri" w:eastAsia="Calibri" w:hAnsi="Calibri" w:cs="Calibri"/>
+          <w:b/>
+          <w:color w:val="000000"/>
+        </w:rPr>
+        <w:t>Bootstrap</w:t>
+      </w:r>
+      <w:r>
+        <w:rPr>
+          <w:rFonts w:ascii="Calibri" w:eastAsia="Calibri" w:hAnsi="Calibri" w:cs="Calibri"/>
+          <w:color w:val="000000"/>
+        </w:rPr>
+        <w:t xml:space="preserve"> to improve design and layout.</w:t>
       </w:r>
     </w:p>
     <w:p>
@@ -715,17 +743,17 @@
       <w:r>
         <w:rPr>
           <w:rFonts w:ascii="Calibri" w:eastAsia="Calibri" w:hAnsi="Calibri" w:cs="Calibri"/>
-          <w:b/>
-          <w:color w:val="000000"/>
-        </w:rPr>
-        <w:t xml:space="preserve">SEO </w:t>
-      </w:r>
-      <w:r>
-        <w:rPr>
-          <w:rFonts w:ascii="Calibri" w:eastAsia="Calibri" w:hAnsi="Calibri" w:cs="Calibri"/>
-          <w:color w:val="000000"/>
-        </w:rPr>
-        <w:t>optimization</w:t>
+          <w:color w:val="000000"/>
+        </w:rPr>
+        <w:t xml:space="preserve">Using </w:t>
+      </w:r>
+      <w:r>
+        <w:rPr>
+          <w:rFonts w:ascii="Calibri" w:eastAsia="Calibri" w:hAnsi="Calibri" w:cs="Calibri"/>
+          <w:b/>
+          <w:color w:val="000000"/>
+        </w:rPr>
+        <w:t>NPM.</w:t>
       </w:r>
     </w:p>
     <w:p>
@@ -738,34 +766,23 @@
         <w:ind w:left="360" w:hanging="360"/>
         <w:rPr>
           <w:rFonts w:ascii="Calibri" w:eastAsia="Calibri" w:hAnsi="Calibri" w:cs="Calibri"/>
-          <w:i/>
-          <w:color w:val="000000"/>
-        </w:rPr>
-      </w:pPr>
-      <w:r>
-        <w:rPr>
-          <w:rFonts w:ascii="Calibri" w:eastAsia="Calibri" w:hAnsi="Calibri" w:cs="Calibri"/>
-          <w:i/>
-          <w:color w:val="000000"/>
-        </w:rPr>
-        <w:t xml:space="preserve">Integrating </w:t>
-      </w:r>
-      <w:r>
-        <w:rPr>
-          <w:rFonts w:ascii="Calibri" w:eastAsia="Calibri" w:hAnsi="Calibri" w:cs="Calibri"/>
-          <w:b/>
-          <w:i/>
-          <w:color w:val="000000"/>
-        </w:rPr>
-        <w:t>A.I (Artificial Intelligence)</w:t>
-      </w:r>
-      <w:r>
-        <w:rPr>
-          <w:rFonts w:ascii="Calibri" w:eastAsia="Calibri" w:hAnsi="Calibri" w:cs="Calibri"/>
-          <w:i/>
-          <w:color w:val="000000"/>
-        </w:rPr>
-        <w:t xml:space="preserve"> in a web application </w:t>
+          <w:color w:val="000000"/>
+        </w:rPr>
+      </w:pPr>
+      <w:r>
+        <w:rPr>
+          <w:rFonts w:ascii="Calibri" w:eastAsia="Calibri" w:hAnsi="Calibri" w:cs="Calibri"/>
+          <w:b/>
+          <w:color w:val="000000"/>
+        </w:rPr>
+        <w:t xml:space="preserve">SEO </w:t>
+      </w:r>
+      <w:r>
+        <w:rPr>
+          <w:rFonts w:ascii="Calibri" w:eastAsia="Calibri" w:hAnsi="Calibri" w:cs="Calibri"/>
+          <w:color w:val="000000"/>
+        </w:rPr>
+        <w:t>optimization</w:t>
       </w:r>
     </w:p>
     <w:p>
@@ -778,30 +795,34 @@
         <w:ind w:left="360" w:hanging="360"/>
         <w:rPr>
           <w:rFonts w:ascii="Calibri" w:eastAsia="Calibri" w:hAnsi="Calibri" w:cs="Calibri"/>
-          <w:color w:val="000000"/>
-        </w:rPr>
-      </w:pPr>
-      <w:r>
-        <w:rPr>
-          <w:rFonts w:ascii="Calibri" w:eastAsia="Calibri" w:hAnsi="Calibri" w:cs="Calibri"/>
-          <w:color w:val="000000"/>
-        </w:rPr>
-        <w:t xml:space="preserve">I can integrate </w:t>
-      </w:r>
-      <w:r>
-        <w:rPr>
-          <w:rFonts w:ascii="Calibri" w:eastAsia="Calibri" w:hAnsi="Calibri" w:cs="Calibri"/>
-          <w:b/>
-          <w:color w:val="000000"/>
-        </w:rPr>
-        <w:t>API</w:t>
-      </w:r>
-      <w:r>
-        <w:rPr>
-          <w:rFonts w:ascii="Calibri" w:eastAsia="Calibri" w:hAnsi="Calibri" w:cs="Calibri"/>
-          <w:color w:val="000000"/>
-        </w:rPr>
-        <w:t xml:space="preserve"> in a Web Application.</w:t>
+          <w:i/>
+          <w:color w:val="000000"/>
+        </w:rPr>
+      </w:pPr>
+      <w:r>
+        <w:rPr>
+          <w:rFonts w:ascii="Calibri" w:eastAsia="Calibri" w:hAnsi="Calibri" w:cs="Calibri"/>
+          <w:i/>
+          <w:color w:val="000000"/>
+        </w:rPr>
+        <w:t xml:space="preserve">Integrating </w:t>
+      </w:r>
+      <w:r>
+        <w:rPr>
+          <w:rFonts w:ascii="Calibri" w:eastAsia="Calibri" w:hAnsi="Calibri" w:cs="Calibri"/>
+          <w:b/>
+          <w:i/>
+          <w:color w:val="000000"/>
+        </w:rPr>
+        <w:t>A.I (Artificial Intelligence)</w:t>
+      </w:r>
+      <w:r>
+        <w:rPr>
+          <w:rFonts w:ascii="Calibri" w:eastAsia="Calibri" w:hAnsi="Calibri" w:cs="Calibri"/>
+          <w:i/>
+          <w:color w:val="000000"/>
+        </w:rPr>
+        <w:t xml:space="preserve"> in a web application </w:t>
       </w:r>
     </w:p>
     <w:p>
@@ -822,22 +843,22 @@
           <w:rFonts w:ascii="Calibri" w:eastAsia="Calibri" w:hAnsi="Calibri" w:cs="Calibri"/>
           <w:color w:val="000000"/>
         </w:rPr>
-        <w:t xml:space="preserve">Using </w:t>
-      </w:r>
-      <w:r>
-        <w:rPr>
-          <w:rFonts w:ascii="Calibri" w:eastAsia="Calibri" w:hAnsi="Calibri" w:cs="Calibri"/>
-          <w:b/>
-          <w:color w:val="000000"/>
-        </w:rPr>
-        <w:t>VS code</w:t>
-      </w:r>
-      <w:r>
-        <w:rPr>
-          <w:rFonts w:ascii="Calibri" w:eastAsia="Calibri" w:hAnsi="Calibri" w:cs="Calibri"/>
-          <w:color w:val="000000"/>
-        </w:rPr>
-        <w:t xml:space="preserve"> for coding.</w:t>
+        <w:t xml:space="preserve">I can integrate </w:t>
+      </w:r>
+      <w:r>
+        <w:rPr>
+          <w:rFonts w:ascii="Calibri" w:eastAsia="Calibri" w:hAnsi="Calibri" w:cs="Calibri"/>
+          <w:b/>
+          <w:color w:val="000000"/>
+        </w:rPr>
+        <w:t>API</w:t>
+      </w:r>
+      <w:r>
+        <w:rPr>
+          <w:rFonts w:ascii="Calibri" w:eastAsia="Calibri" w:hAnsi="Calibri" w:cs="Calibri"/>
+          <w:color w:val="000000"/>
+        </w:rPr>
+        <w:t xml:space="preserve"> in a Web Application.</w:t>
       </w:r>
     </w:p>
     <w:p>
@@ -866,14 +887,14 @@
           <w:b/>
           <w:color w:val="000000"/>
         </w:rPr>
-        <w:t>M. S. Word, Excel and PowerPoint</w:t>
-      </w:r>
-      <w:r>
-        <w:rPr>
-          <w:rFonts w:ascii="Calibri" w:eastAsia="Calibri" w:hAnsi="Calibri" w:cs="Calibri"/>
-          <w:color w:val="000000"/>
-        </w:rPr>
-        <w:t xml:space="preserve">. </w:t>
+        <w:t>VS code</w:t>
+      </w:r>
+      <w:r>
+        <w:rPr>
+          <w:rFonts w:ascii="Calibri" w:eastAsia="Calibri" w:hAnsi="Calibri" w:cs="Calibri"/>
+          <w:color w:val="000000"/>
+        </w:rPr>
+        <w:t xml:space="preserve"> for coding.</w:t>
       </w:r>
     </w:p>
     <w:p>
@@ -886,6 +907,42 @@
         <w:ind w:left="360" w:hanging="360"/>
         <w:rPr>
           <w:rFonts w:ascii="Calibri" w:eastAsia="Calibri" w:hAnsi="Calibri" w:cs="Calibri"/>
+          <w:color w:val="000000"/>
+        </w:rPr>
+      </w:pPr>
+      <w:r>
+        <w:rPr>
+          <w:rFonts w:ascii="Calibri" w:eastAsia="Calibri" w:hAnsi="Calibri" w:cs="Calibri"/>
+          <w:color w:val="000000"/>
+        </w:rPr>
+        <w:t xml:space="preserve">Using </w:t>
+      </w:r>
+      <w:r>
+        <w:rPr>
+          <w:rFonts w:ascii="Calibri" w:eastAsia="Calibri" w:hAnsi="Calibri" w:cs="Calibri"/>
+          <w:b/>
+          <w:color w:val="000000"/>
+        </w:rPr>
+        <w:t>M. S. Word, Excel and PowerPoint</w:t>
+      </w:r>
+      <w:r>
+        <w:rPr>
+          <w:rFonts w:ascii="Calibri" w:eastAsia="Calibri" w:hAnsi="Calibri" w:cs="Calibri"/>
+          <w:color w:val="000000"/>
+        </w:rPr>
+        <w:t xml:space="preserve">. </w:t>
+      </w:r>
+    </w:p>
+    <w:p>
+      <w:pPr>
+        <w:numPr>
+          <w:ilvl w:val="0"/>
+          <w:numId w:val="1"/>
+        </w:numPr>
+        <w:spacing w:after="0" w:line="276" w:lineRule="auto"/>
+        <w:ind w:left="360" w:hanging="360"/>
+        <w:rPr>
+          <w:rFonts w:ascii="Calibri" w:eastAsia="Calibri" w:hAnsi="Calibri" w:cs="Calibri"/>
           <w:b/>
           <w:color w:val="000000"/>
         </w:rPr>
@@ -1152,25 +1209,7 @@
           <w:i/>
           <w:color w:val="000000"/>
         </w:rPr>
-        <w:t>Outlier</w:t>
-      </w:r>
-      <w:r>
-        <w:rPr>
-          <w:rFonts w:ascii="Calibri" w:eastAsia="Calibri" w:hAnsi="Calibri" w:cs="Calibri"/>
-          <w:b/>
-          <w:i/>
-          <w:color w:val="000000"/>
-        </w:rPr>
-        <w:t>.</w:t>
-      </w:r>
-      <w:r>
-        <w:rPr>
-          <w:rFonts w:ascii="Calibri" w:eastAsia="Calibri" w:hAnsi="Calibri" w:cs="Calibri"/>
-          <w:b/>
-          <w:i/>
-          <w:color w:val="000000"/>
-        </w:rPr>
-        <w:t>ai</w:t>
+        <w:t>Outlier.ai</w:t>
       </w:r>
       <w:r>
         <w:rPr>
@@ -1334,6 +1373,84 @@
       <w:pPr>
         <w:numPr>
           <w:ilvl w:val="0"/>
+          <w:numId w:val="2"/>
+        </w:numPr>
+        <w:spacing w:after="0" w:line="276" w:lineRule="auto"/>
+        <w:ind w:left="360" w:hanging="360"/>
+        <w:rPr>
+          <w:rFonts w:ascii="Calibri" w:eastAsia="Calibri" w:hAnsi="Calibri" w:cs="Calibri"/>
+          <w:color w:val="000000"/>
+        </w:rPr>
+      </w:pPr>
+      <w:r>
+        <w:rPr>
+          <w:rFonts w:ascii="Calibri" w:eastAsia="Calibri" w:hAnsi="Calibri" w:cs="Calibri"/>
+          <w:b/>
+          <w:color w:val="000000"/>
+        </w:rPr>
+        <w:t xml:space="preserve">AI API integration </w:t>
+      </w:r>
+      <w:proofErr w:type="gramStart"/>
+      <w:r>
+        <w:rPr>
+          <w:rFonts w:ascii="Calibri" w:eastAsia="Calibri" w:hAnsi="Calibri" w:cs="Calibri"/>
+          <w:b/>
+          <w:color w:val="000000"/>
+        </w:rPr>
+        <w:t>Project</w:t>
+      </w:r>
+      <w:r>
+        <w:rPr>
+          <w:rFonts w:ascii="Calibri" w:eastAsia="Calibri" w:hAnsi="Calibri" w:cs="Calibri"/>
+          <w:color w:val="000000"/>
+        </w:rPr>
+        <w:t>:-</w:t>
+      </w:r>
+      <w:proofErr w:type="gramEnd"/>
+      <w:r>
+        <w:rPr>
+          <w:rFonts w:ascii="Calibri" w:eastAsia="Calibri" w:hAnsi="Calibri" w:cs="Calibri"/>
+          <w:color w:val="000000"/>
+        </w:rPr>
+        <w:t xml:space="preserve"> Replicated </w:t>
+      </w:r>
+      <w:r>
+        <w:rPr>
+          <w:rFonts w:ascii="Calibri" w:eastAsia="Calibri" w:hAnsi="Calibri" w:cs="Calibri"/>
+          <w:b/>
+          <w:bCs/>
+          <w:color w:val="000000"/>
+        </w:rPr>
+        <w:t>ai-tools</w:t>
+      </w:r>
+      <w:r>
+        <w:rPr>
+          <w:rFonts w:ascii="Calibri" w:eastAsia="Calibri" w:hAnsi="Calibri" w:cs="Calibri"/>
+          <w:color w:val="000000"/>
+        </w:rPr>
+        <w:t xml:space="preserve"> all integrated with clean back-end generated using </w:t>
+      </w:r>
+      <w:r>
+        <w:rPr>
+          <w:rFonts w:ascii="Calibri" w:eastAsia="Calibri" w:hAnsi="Calibri" w:cs="Calibri"/>
+          <w:b/>
+          <w:bCs/>
+          <w:color w:val="000000"/>
+        </w:rPr>
+        <w:t>prompt engineering</w:t>
+      </w:r>
+      <w:r>
+        <w:rPr>
+          <w:rFonts w:ascii="Calibri" w:eastAsia="Calibri" w:hAnsi="Calibri" w:cs="Calibri"/>
+          <w:color w:val="000000"/>
+        </w:rPr>
+        <w:t>.</w:t>
+      </w:r>
+    </w:p>
+    <w:p>
+      <w:pPr>
+        <w:numPr>
+          <w:ilvl w:val="0"/>
           <w:numId w:val="3"/>
         </w:numPr>
         <w:spacing w:after="0" w:line="276" w:lineRule="auto"/>
@@ -1379,6 +1496,7 @@
           <w:b/>
           <w:color w:val="000000"/>
         </w:rPr>
+        <w:lastRenderedPageBreak/>
         <w:t>Weather App (JavaScript Project)</w:t>
       </w:r>
       <w:r>
@@ -2541,6 +2659,7 @@
   <w:style w:type="character" w:default="1" w:styleId="DefaultParagraphFont">
     <w:name w:val="Default Paragraph Font"/>
     <w:uiPriority w:val="1"/>
+    <w:semiHidden/>
     <w:unhideWhenUsed/>
   </w:style>
   <w:style w:type="table" w:default="1" w:styleId="TableNormal">
